--- a/lci_cdh1.docx
+++ b/lci_cdh1.docx
@@ -10,7 +10,7 @@
         <w:t xml:space="preserve">Stomach Cancer and CDH1 Gene</w:t>
       </w:r>
     </w:p>
-    <w:bookmarkStart w:id="20" w:name="anatomy"/>
+    <w:bookmarkStart w:id="9" w:name="anatomy"/>
     <w:p>
       <w:pPr>
         <w:pStyle w:val="Heading2"/>
@@ -108,8 +108,8 @@
         <w:t xml:space="preserve">From the stomach, food moved through a valve called the pylorus into the small intestines</w:t>
       </w:r>
     </w:p>
-    <w:bookmarkEnd w:id="20"/>
-    <w:bookmarkStart w:id="21" w:name="hereditary-diffuse-gastric-cancer"/>
+    <w:bookmarkEnd w:id="9"/>
+    <w:bookmarkStart w:id="10" w:name="hereditary-diffuse-gastric-cancer"/>
     <w:p>
       <w:pPr>
         <w:pStyle w:val="Heading2"/>
@@ -154,8 +154,8 @@
         <w:t xml:space="preserve">Affected family members pass the susceptibility to half their children</w:t>
       </w:r>
     </w:p>
-    <w:bookmarkEnd w:id="21"/>
-    <w:bookmarkStart w:id="22" w:name="Xf86fd88a49b8fa17299373db2d86759594c00e7"/>
+    <w:bookmarkEnd w:id="10"/>
+    <w:bookmarkStart w:id="11" w:name="Xf86fd88a49b8fa17299373db2d86759594c00e7"/>
     <w:p>
       <w:pPr>
         <w:pStyle w:val="Heading2"/>
@@ -212,8 +212,8 @@
         <w:t xml:space="preserve">Family members with the altered CDH1 gene tend to develop cancer</w:t>
       </w:r>
     </w:p>
-    <w:bookmarkEnd w:id="22"/>
-    <w:bookmarkStart w:id="23" w:name="clinically-apparent-gastric-cancer"/>
+    <w:bookmarkEnd w:id="11"/>
+    <w:bookmarkStart w:id="12" w:name="clinically-apparent-gastric-cancer"/>
     <w:p>
       <w:pPr>
         <w:pStyle w:val="Heading2"/>
@@ -236,8 +236,8 @@
         <w:t xml:space="preserve">“clinically apparent”</w:t>
       </w:r>
     </w:p>
-    <w:bookmarkEnd w:id="23"/>
-    <w:bookmarkStart w:id="24" w:name="cancer-risk-in-hdgcd"/>
+    <w:bookmarkEnd w:id="12"/>
+    <w:bookmarkStart w:id="13" w:name="cancer-risk-in-hdgcd"/>
     <w:p>
       <w:pPr>
         <w:pStyle w:val="Heading2"/>
@@ -290,8 +290,8 @@
         <w:t xml:space="preserve">Increased risk of endometrial cancer</w:t>
       </w:r>
     </w:p>
-    <w:bookmarkEnd w:id="24"/>
-    <w:bookmarkStart w:id="25" w:name="genetic-testing"/>
+    <w:bookmarkEnd w:id="13"/>
+    <w:bookmarkStart w:id="14" w:name="genetic-testing"/>
     <w:p>
       <w:pPr>
         <w:pStyle w:val="Heading2"/>
@@ -336,8 +336,8 @@
         <w:t xml:space="preserve">Requires meeting with a genetic counselor</w:t>
       </w:r>
     </w:p>
-    <w:bookmarkEnd w:id="25"/>
-    <w:bookmarkStart w:id="26" w:name="prophylactic-gastrectomy-in-hdgc"/>
+    <w:bookmarkEnd w:id="14"/>
+    <w:bookmarkStart w:id="15" w:name="prophylactic-gastrectomy-in-hdgc"/>
     <w:p>
       <w:pPr>
         <w:pStyle w:val="Heading2"/>
@@ -382,8 +382,8 @@
         <w:t xml:space="preserve">Surgery is usually done before age 40</w:t>
       </w:r>
     </w:p>
-    <w:bookmarkEnd w:id="26"/>
-    <w:bookmarkStart w:id="27" w:name="prophylactic-gastrectomy-in-hdgc-1"/>
+    <w:bookmarkEnd w:id="15"/>
+    <w:bookmarkStart w:id="16" w:name="prophylactic-gastrectomy-in-hdgc-1"/>
     <w:p>
       <w:pPr>
         <w:pStyle w:val="Heading2"/>
@@ -408,8 +408,8 @@
         <w:t xml:space="preserve">If preventive surgery is performed, 90-95% of cases have microscopic tumor in the removed stomach</w:t>
       </w:r>
     </w:p>
-    <w:bookmarkEnd w:id="27"/>
-    <w:bookmarkStart w:id="28" w:name="hereditary-diffuse-gastric-cancer-1"/>
+    <w:bookmarkEnd w:id="16"/>
+    <w:bookmarkStart w:id="17" w:name="hereditary-diffuse-gastric-cancer-1"/>
     <w:p>
       <w:pPr>
         <w:pStyle w:val="Heading2"/>
@@ -450,8 +450,8 @@
         <w:t xml:space="preserve">Affected persons carry the CDH1</w:t>
       </w:r>
     </w:p>
-    <w:bookmarkEnd w:id="28"/>
-    <w:bookmarkStart w:id="29" w:name="hereditry-diffuse-gastric-cancer"/>
+    <w:bookmarkEnd w:id="17"/>
+    <w:bookmarkStart w:id="18" w:name="hereditry-diffuse-gastric-cancer"/>
     <w:p>
       <w:pPr>
         <w:pStyle w:val="Heading2"/>
@@ -484,8 +484,8 @@
         <w:t xml:space="preserve">By age 80, 70% of men and 56-83% of women are estimated to be at risk to develop visible cancer however some recent studies place this risk at 50%/33%</w:t>
       </w:r>
     </w:p>
-    <w:bookmarkEnd w:id="29"/>
-    <w:bookmarkStart w:id="30" w:name="cdh1"/>
+    <w:bookmarkEnd w:id="18"/>
+    <w:bookmarkStart w:id="19" w:name="cdh1"/>
     <w:p>
       <w:pPr>
         <w:pStyle w:val="Heading2"/>
@@ -499,13 +499,7 @@
         <w:pStyle w:val="FirstParagraph"/>
       </w:pPr>
       <w:r>
-        <w:t xml:space="preserve">CDH1 carriers with visible cancer are termed</w:t>
-      </w:r>
-      <w:r>
-        <w:t xml:space="preserve"> </w:t>
-      </w:r>
-      <w:r>
-        <w:t xml:space="preserve">“clinically apparent”</w:t>
+        <w:t xml:space="preserve">CDH1 carriers with visible cancer are termed “clinically apparent”</w:t>
       </w:r>
     </w:p>
     <w:p>
@@ -516,8 +510,8 @@
         <w:t xml:space="preserve">CDH1 carriers with clinically apparent cancers which are large enough to cause symptoms generally are likely to have spread to lymph nodes at the time of diagnosis</w:t>
       </w:r>
     </w:p>
-    <w:bookmarkEnd w:id="30"/>
-    <w:bookmarkStart w:id="31" w:name="prophylactic-gastrectomy"/>
+    <w:bookmarkEnd w:id="19"/>
+    <w:bookmarkStart w:id="20" w:name="prophylactic-gastrectomy"/>
     <w:p>
       <w:pPr>
         <w:pStyle w:val="Heading2"/>
@@ -562,8 +556,8 @@
         <w:t xml:space="preserve">Requires removing all of stomach tissue</w:t>
       </w:r>
     </w:p>
-    <w:bookmarkEnd w:id="31"/>
-    <w:bookmarkStart w:id="32" w:name="ch1-and-family-history"/>
+    <w:bookmarkEnd w:id="20"/>
+    <w:bookmarkStart w:id="21" w:name="ch1-and-family-history"/>
     <w:p>
       <w:pPr>
         <w:pStyle w:val="Heading2"/>
@@ -588,8 +582,8 @@
         <w:t xml:space="preserve">Among patients with CDH1 mutation without a family history of gastric cancer, 2 out of 3 (67%) are estimated to have early stages of gastric cancer</w:t>
       </w:r>
     </w:p>
-    <w:bookmarkEnd w:id="32"/>
-    <w:bookmarkStart w:id="33" w:name="treatment-options-for-cdh1-carriers"/>
+    <w:bookmarkEnd w:id="21"/>
+    <w:bookmarkStart w:id="22" w:name="treatment-options-for-cdh1-carriers"/>
     <w:p>
       <w:pPr>
         <w:pStyle w:val="Heading2"/>
@@ -694,8 +688,8 @@
         <w:t xml:space="preserve">Unknown how long this is required.</w:t>
       </w:r>
     </w:p>
-    <w:bookmarkEnd w:id="33"/>
-    <w:bookmarkStart w:id="34" w:name="total-gastrectomy"/>
+    <w:bookmarkEnd w:id="22"/>
+    <w:bookmarkStart w:id="23" w:name="total-gastrectomy"/>
     <w:p>
       <w:pPr>
         <w:pStyle w:val="Heading2"/>
@@ -748,8 +742,8 @@
         <w:t xml:space="preserve">If the lymph nodes contain enough cancer cells, they can be seen on CT scans or PET scans</w:t>
       </w:r>
     </w:p>
-    <w:bookmarkEnd w:id="34"/>
-    <w:bookmarkStart w:id="35" w:name="total-gastrectomy-1"/>
+    <w:bookmarkEnd w:id="23"/>
+    <w:bookmarkStart w:id="24" w:name="total-gastrectomy-1"/>
     <w:p>
       <w:pPr>
         <w:pStyle w:val="Heading2"/>
@@ -766,8 +760,8 @@
         <w:t xml:space="preserve">If the lymph nodes contain enough cancer cells, they can be seen on CT scans or PET scans</w:t>
       </w:r>
     </w:p>
-    <w:bookmarkEnd w:id="35"/>
-    <w:bookmarkStart w:id="36" w:name="team-members---physicians"/>
+    <w:bookmarkEnd w:id="24"/>
+    <w:bookmarkStart w:id="25" w:name="team-members---physicians"/>
     <w:p>
       <w:pPr>
         <w:pStyle w:val="Heading2"/>
@@ -852,8 +846,8 @@
         <w:t xml:space="preserve">Michael Roach MD</w:t>
       </w:r>
     </w:p>
-    <w:bookmarkEnd w:id="36"/>
-    <w:bookmarkStart w:id="37" w:name="team-members---support-staff"/>
+    <w:bookmarkEnd w:id="25"/>
+    <w:bookmarkStart w:id="26" w:name="team-members---support-staff"/>
     <w:p>
       <w:pPr>
         <w:pStyle w:val="Heading2"/>
@@ -910,7 +904,7 @@
         <w:t xml:space="preserve">Navigator - Laura Swift</w:t>
       </w:r>
     </w:p>
-    <w:bookmarkEnd w:id="37"/>
+    <w:bookmarkEnd w:id="26"/>
     <w:sectPr>
       <w:footnotePr>
         <w:numRestart w:val="eachSect"/>
@@ -1174,10 +1168,10 @@
   <w:docDefaults>
     <w:rPrDefault>
       <w:rPr>
-        <w:rFonts w:asciiTheme="minorHAnsi" w:cstheme="minorBidi" w:eastAsiaTheme="minorHAnsi" w:hAnsiTheme="minorHAnsi"/>
+        <w:rFonts w:asciiTheme="minorHAnsi" w:cstheme="minorBidi" w:eastAsiaTheme="minorEastAsia" w:hAnsiTheme="minorHAnsi"/>
         <w:sz w:val="24"/>
         <w:szCs w:val="24"/>
-        <w:lang w:bidi="ar-SA" w:eastAsia="en-US" w:val="en-US"/>
+        <w:lang w:bidi="ar-SA" w:eastAsia="zh-CN" w:val="en-US"/>
       </w:rPr>
     </w:rPrDefault>
     <w:pPrDefault>
@@ -1718,13 +1712,6 @@
       </w:tblCellMar>
     </w:tblPr>
     <w:tblStylePr w:type="firstRow">
-      <w:tblPr>
-        <w:jc w:val="left"/>
-        <w:tblInd w:type="dxa" w:w="0"/>
-      </w:tblPr>
-      <w:trPr>
-        <w:jc w:val="left"/>
-      </w:trPr>
       <w:tcPr>
         <w:tcBorders>
           <w:bottom w:val="single"/>

--- a/lci_cdh1.docx
+++ b/lci_cdh1.docx
@@ -901,7 +901,39 @@
         <w:pStyle w:val="FirstParagraph"/>
       </w:pPr>
       <w:r>
-        <w:t xml:space="preserve">Navigator - Laura Swift</w:t>
+        <w:t xml:space="preserve">Navigators</w:t>
+      </w:r>
+    </w:p>
+    <w:p>
+      <w:pPr>
+        <w:pStyle w:val="Compact"/>
+        <w:numPr>
+          <w:ilvl w:val="0"/>
+          <w:numId w:val="1014"/>
+        </w:numPr>
+      </w:pPr>
+      <w:r>
+        <w:t xml:space="preserve">Laura Swift</w:t>
+      </w:r>
+    </w:p>
+    <w:p>
+      <w:pPr>
+        <w:pStyle w:val="Compact"/>
+        <w:numPr>
+          <w:ilvl w:val="0"/>
+          <w:numId w:val="1014"/>
+        </w:numPr>
+      </w:pPr>
+      <w:r>
+        <w:t xml:space="preserve">Lorna Espinal</w:t>
+      </w:r>
+    </w:p>
+    <w:p>
+      <w:pPr>
+        <w:pStyle w:val="FirstParagraph"/>
+      </w:pPr>
+      <w:r>
+        <w:t xml:space="preserve">Care Coordinator - Karen Julian-Martinez</w:t>
       </w:r>
     </w:p>
     <w:bookmarkEnd w:id="26"/>
@@ -1158,6 +1190,9 @@
     <w:abstractNumId w:val="991"/>
   </w:num>
   <w:num w:numId="1013">
+    <w:abstractNumId w:val="991"/>
+  </w:num>
+  <w:num w:numId="1014">
     <w:abstractNumId w:val="991"/>
   </w:num>
 </w:numbering>

--- a/lci_cdh1.docx
+++ b/lci_cdh1.docx
@@ -859,6 +859,14 @@
     <w:p>
       <w:pPr>
         <w:pStyle w:val="FirstParagraph"/>
+      </w:pPr>
+      <w:r>
+        <w:t xml:space="preserve">Physician Assistant - Kate Duncan PA-C</w:t>
+      </w:r>
+    </w:p>
+    <w:p>
+      <w:pPr>
+        <w:pStyle w:val="BodyText"/>
       </w:pPr>
       <w:r>
         <w:t xml:space="preserve">Dietitian - Liz Koch</w:t>
